--- a/supabase/functions/nda-signed-notification/templates/lp-master-lpa.docx
+++ b/supabase/functions/nda-signed-notification/templates/lp-master-lpa.docx
@@ -5114,6 +5114,195 @@
           <w:szCs w:val="24"/>
         </w:rPr>
         <w:t xml:space="preserve">Date: {{LP_DATE}}</w:t>
+      </w:r>
+    </w:p>
+    <w:p>
+      <w:pPr>
+        <w:spacing w:before="0" w:after="140"/>
+        <w:jc w:val="center"/>
+      </w:pPr>
+      <w:r>
+        <w:br w:type="page"/>
+      </w:r>
+      <w:r>
+        <w:rPr>
+          <w:rFonts w:ascii="Times New Roman" w:cs="Times New Roman" w:eastAsia="Times New Roman" w:hAnsi="Times New Roman"/>
+          <w:b/>
+          <w:bCs/>
+          <w:sz w:val="24"/>
+          <w:szCs w:val="24"/>
+        </w:rPr>
+        <w:t xml:space="preserve">ELECTRONIC SIGNATURE CERTIFICATE</w:t>
+      </w:r>
+    </w:p>
+    <w:p>
+      <w:pPr>
+        <w:spacing w:after="160"/>
+        <w:jc w:val="both"/>
+      </w:pPr>
+      <w:r>
+        <w:rPr>
+          <w:rFonts w:ascii="Times New Roman" w:cs="Times New Roman" w:eastAsia="Times New Roman" w:hAnsi="Times New Roman"/>
+          <w:sz w:val="18"/>
+          <w:szCs w:val="18"/>
+        </w:rPr>
+        <w:t xml:space="preserve">This document was executed by electronic signature under the U.S. ESIGN Act (15 U.S.C. ch. 96) and the applicable Uniform Electronic Transactions Act (UETA). The signer adopted their typed name as their legally binding signature.</w:t>
+      </w:r>
+    </w:p>
+    <w:p>
+      <w:pPr>
+        <w:spacing w:after="60"/>
+        <w:jc w:val="left"/>
+      </w:pPr>
+      <w:r>
+        <w:rPr>
+          <w:rFonts w:ascii="Times New Roman" w:cs="Times New Roman" w:eastAsia="Times New Roman" w:hAnsi="Times New Roman"/>
+          <w:sz w:val="18"/>
+          <w:szCs w:val="18"/>
+        </w:rPr>
+        <w:t xml:space="preserve">Signature ID:        {{SIG_ID}}</w:t>
+      </w:r>
+    </w:p>
+    <w:p>
+      <w:pPr>
+        <w:spacing w:after="60"/>
+        <w:jc w:val="left"/>
+      </w:pPr>
+      <w:r>
+        <w:rPr>
+          <w:rFonts w:ascii="Times New Roman" w:cs="Times New Roman" w:eastAsia="Times New Roman" w:hAnsi="Times New Roman"/>
+          <w:sz w:val="18"/>
+          <w:szCs w:val="18"/>
+        </w:rPr>
+        <w:t xml:space="preserve">Signer:              {{SIG_NAME}} ({{SIG_EMAIL}})</w:t>
+      </w:r>
+    </w:p>
+    <w:p>
+      <w:pPr>
+        <w:spacing w:after="60"/>
+        <w:jc w:val="left"/>
+      </w:pPr>
+      <w:r>
+        <w:rPr>
+          <w:rFonts w:ascii="Times New Roman" w:cs="Times New Roman" w:eastAsia="Times New Roman" w:hAnsi="Times New Roman"/>
+          <w:sz w:val="18"/>
+          <w:szCs w:val="18"/>
+        </w:rPr>
+        <w:t xml:space="preserve">Signature method:    Typed name / click-to-sign (“Adopt and Sign”)</w:t>
+      </w:r>
+    </w:p>
+    <w:p>
+      <w:pPr>
+        <w:spacing w:after="60"/>
+        <w:jc w:val="left"/>
+      </w:pPr>
+      <w:r>
+        <w:rPr>
+          <w:rFonts w:ascii="Times New Roman" w:cs="Times New Roman" w:eastAsia="Times New Roman" w:hAnsi="Times New Roman"/>
+          <w:sz w:val="18"/>
+          <w:szCs w:val="18"/>
+        </w:rPr>
+        <w:t xml:space="preserve">Signed (UTC):        {{SIG_SIGNED_UTC}}</w:t>
+      </w:r>
+    </w:p>
+    <w:p>
+      <w:pPr>
+        <w:spacing w:after="60"/>
+        <w:jc w:val="left"/>
+      </w:pPr>
+      <w:r>
+        <w:rPr>
+          <w:rFonts w:ascii="Times New Roman" w:cs="Times New Roman" w:eastAsia="Times New Roman" w:hAnsi="Times New Roman"/>
+          <w:sz w:val="18"/>
+          <w:szCs w:val="18"/>
+        </w:rPr>
+        <w:t xml:space="preserve">Signed (local):      {{SIG_SIGNED_LOCAL}}</w:t>
+      </w:r>
+    </w:p>
+    <w:p>
+      <w:pPr>
+        <w:spacing w:after="60"/>
+        <w:jc w:val="left"/>
+      </w:pPr>
+      <w:r>
+        <w:rPr>
+          <w:rFonts w:ascii="Times New Roman" w:cs="Times New Roman" w:eastAsia="Times New Roman" w:hAnsi="Times New Roman"/>
+          <w:sz w:val="18"/>
+          <w:szCs w:val="18"/>
+        </w:rPr>
+        <w:t xml:space="preserve">IP address:          {{SIG_IP}}</w:t>
+      </w:r>
+    </w:p>
+    <w:p>
+      <w:pPr>
+        <w:spacing w:after="60"/>
+        <w:jc w:val="left"/>
+      </w:pPr>
+      <w:r>
+        <w:rPr>
+          <w:rFonts w:ascii="Times New Roman" w:cs="Times New Roman" w:eastAsia="Times New Roman" w:hAnsi="Times New Roman"/>
+          <w:sz w:val="18"/>
+          <w:szCs w:val="18"/>
+        </w:rPr>
+        <w:t xml:space="preserve">Device:              {{SIG_DEVICE}}</w:t>
+      </w:r>
+    </w:p>
+    <w:p>
+      <w:pPr>
+        <w:spacing w:after="60"/>
+        <w:jc w:val="left"/>
+      </w:pPr>
+      <w:r>
+        <w:rPr>
+          <w:rFonts w:ascii="Times New Roman" w:cs="Times New Roman" w:eastAsia="Times New Roman" w:hAnsi="Times New Roman"/>
+          <w:sz w:val="18"/>
+          <w:szCs w:val="18"/>
+        </w:rPr>
+        <w:t xml:space="preserve">Electronic consent:  ACCEPTED — {{SIG_CONSENT}}</w:t>
+      </w:r>
+    </w:p>
+    <w:p>
+      <w:pPr>
+        <w:spacing w:after="60"/>
+        <w:jc w:val="left"/>
+      </w:pPr>
+      <w:r>
+        <w:rPr>
+          <w:rFonts w:ascii="Times New Roman" w:cs="Times New Roman" w:eastAsia="Times New Roman" w:hAnsi="Times New Roman"/>
+          <w:sz w:val="18"/>
+          <w:szCs w:val="18"/>
+        </w:rPr>
+        <w:t xml:space="preserve">Document fingerprint (SHA-256):</w:t>
+      </w:r>
+    </w:p>
+    <w:p>
+      <w:pPr>
+        <w:spacing w:after="160"/>
+        <w:jc w:val="left"/>
+      </w:pPr>
+      <w:r>
+        <w:rPr>
+          <w:rFonts w:ascii="Times New Roman" w:cs="Times New Roman" w:eastAsia="Times New Roman" w:hAnsi="Times New Roman"/>
+          <w:sz w:val="18"/>
+          <w:szCs w:val="18"/>
+        </w:rPr>
+        <w:t xml:space="preserve">0b117336412ad234c598dddbefb017f4ad73ea42e2a4e81574f6f7975b988fa3</w:t>
+      </w:r>
+    </w:p>
+    <w:p>
+      <w:pPr>
+        <w:spacing w:after="60"/>
+        <w:jc w:val="both"/>
+      </w:pPr>
+      <w:r>
+        <w:rPr>
+          <w:rFonts w:ascii="Times New Roman" w:cs="Times New Roman" w:eastAsia="Times New Roman" w:hAnsi="Times New Roman"/>
+          <w:i/>
+          <w:iCs/>
+          <w:sz w:val="18"/>
+          <w:szCs w:val="18"/>
+        </w:rPr>
+        <w:t xml:space="preserve">This certificate, the IP address, device, and timestamps above form the audit record of this electronic signature.</w:t>
       </w:r>
     </w:p>
     <w:sectPr>
